--- a/src/main/resources/templates/Hyndai/y-kien-cua-phong-quan-tri-hyndai.docx
+++ b/src/main/resources/templates/Hyndai/y-kien-cua-phong-quan-tri-hyndai.docx
@@ -35,25 +35,7 @@
           <w:color w:val="EE0000"/>
           <w:sz w:val="23"/>
         </w:rPr>
-        <w:t xml:space="preserve">- Đồng ý cấp tín dụng cho Công ty CP TM XNK Huy Tiến Dũng, theo Đề xuất cấp tín dụng số: </w:t>
-      </w:r>
-      <w:proofErr w:type="gramStart"/>
-      <w:r>
-        <w:rPr>
-          <w:rFonts w:ascii="Times New Roman" w:eastAsia="Times New Roman" w:hAnsi="Times New Roman" w:cs="Times New Roman"/>
-          <w:color w:val="EE0000"/>
-          <w:sz w:val="23"/>
-        </w:rPr>
-        <w:t>28./</w:t>
-      </w:r>
-      <w:proofErr w:type="gramEnd"/>
-      <w:r>
-        <w:rPr>
-          <w:rFonts w:ascii="Times New Roman" w:eastAsia="Times New Roman" w:hAnsi="Times New Roman" w:cs="Times New Roman"/>
-          <w:color w:val="EE0000"/>
-          <w:sz w:val="23"/>
-        </w:rPr>
-        <w:t xml:space="preserve">ĐXGN ngày </w:t>
+        <w:t xml:space="preserve">- Đồng ý cấp tín dụng cho Công ty CP TM XNK Huy Tiến Dũng, theo Đề xuất cấp tín dụng số: 28./ĐXGN ngày </w:t>
       </w:r>
       <w:r>
         <w:rPr>
@@ -310,29 +292,7 @@
                 <w:color w:val="0000CC"/>
                 <w:sz w:val="23"/>
               </w:rPr>
-              <w:t xml:space="preserve">cổ phần Liên Doanh ô tô Hyundai Thành Công Việt </w:t>
-            </w:r>
-            <w:proofErr w:type="gramStart"/>
-            <w:r>
-              <w:rPr>
-                <w:rFonts w:ascii="Times New Roman" w:eastAsia="Times New Roman" w:hAnsi="Times New Roman" w:cs="Times New Roman"/>
-                <w:b/>
-                <w:i/>
-                <w:color w:val="0000CC"/>
-                <w:sz w:val="23"/>
-              </w:rPr>
-              <w:t>Nam(</w:t>
-            </w:r>
-            <w:proofErr w:type="gramEnd"/>
-            <w:r>
-              <w:rPr>
-                <w:rFonts w:ascii="Times New Roman" w:eastAsia="Times New Roman" w:hAnsi="Times New Roman" w:cs="Times New Roman"/>
-                <w:b/>
-                <w:i/>
-                <w:color w:val="0000CC"/>
-                <w:sz w:val="23"/>
-              </w:rPr>
-              <w:t>HTC-VN)</w:t>
+              <w:t>cổ phần Liên Doanh ô tô Hyundai Thành Công Việt Nam(HTC-VN)</w:t>
             </w:r>
           </w:p>
         </w:tc>
@@ -852,22 +812,7 @@
           <w:sz w:val="23"/>
         </w:rPr>
         <w:tab/>
-      </w:r>
-      <w:proofErr w:type="gramStart"/>
-      <w:r>
-        <w:rPr>
-          <w:rFonts w:ascii="Times New Roman" w:eastAsia="Times New Roman" w:hAnsi="Times New Roman" w:cs="Times New Roman"/>
-          <w:sz w:val="23"/>
-        </w:rPr>
-        <w:t>ngày  /</w:t>
-      </w:r>
-      <w:proofErr w:type="gramEnd"/>
-      <w:r>
-        <w:rPr>
-          <w:rFonts w:ascii="Times New Roman" w:eastAsia="Times New Roman" w:hAnsi="Times New Roman" w:cs="Times New Roman"/>
-          <w:sz w:val="23"/>
-        </w:rPr>
-        <w:t xml:space="preserve"> </w:t>
+        <w:t xml:space="preserve">ngày  / </w:t>
       </w:r>
       <w:r>
         <w:rPr>
@@ -963,15 +908,7 @@
           <w:sz w:val="23"/>
         </w:rPr>
         <w:tab/>
-        <w:t xml:space="preserve">        </w:t>
-      </w:r>
-      <w:proofErr w:type="gramStart"/>
-      <w:r>
-        <w:rPr>
-          <w:rFonts w:ascii="Times New Roman" w:eastAsia="Times New Roman" w:hAnsi="Times New Roman" w:cs="Times New Roman"/>
-          <w:sz w:val="23"/>
-        </w:rPr>
-        <w:t xml:space="preserve">   </w:t>
+        <w:t xml:space="preserve">           </w:t>
       </w:r>
       <w:r>
         <w:rPr>
@@ -982,9 +919,8 @@
           <w:sz w:val="26"/>
           <w:szCs w:val="26"/>
         </w:rPr>
-        <w:t>{</w:t>
-      </w:r>
-      <w:proofErr w:type="gramEnd"/>
+        <w:t>{{EXPECTED_GUARANTEE_AMOUNT_PHI</w:t>
+      </w:r>
       <w:r>
         <w:rPr>
           <w:rFonts w:ascii="Times New Roman" w:hAnsi="Times New Roman" w:cs="Times New Roman"/>
@@ -994,7 +930,7 @@
           <w:sz w:val="26"/>
           <w:szCs w:val="26"/>
         </w:rPr>
-        <w:t>{EXPECTED_GUARANTEE_AMOUNT_PHI</w:t>
+        <w:t>_HYNDAI</w:t>
       </w:r>
       <w:r>
         <w:rPr>
@@ -1005,17 +941,6 @@
           <w:sz w:val="26"/>
           <w:szCs w:val="26"/>
         </w:rPr>
-        <w:t>_HYNDAI</w:t>
-      </w:r>
-      <w:r>
-        <w:rPr>
-          <w:rFonts w:ascii="Times New Roman" w:hAnsi="Times New Roman" w:cs="Times New Roman"/>
-          <w:b/>
-          <w:bCs/>
-          <w:color w:val="0070C0"/>
-          <w:sz w:val="26"/>
-          <w:szCs w:val="26"/>
-        </w:rPr>
         <w:t>}}</w:t>
       </w:r>
     </w:p>
@@ -1042,15 +967,7 @@
           <w:sz w:val="23"/>
         </w:rPr>
         <w:tab/>
-        <w:t xml:space="preserve">330.000 đồng/lần (đã bao gồm </w:t>
-      </w:r>
-      <w:proofErr w:type="gramStart"/>
-      <w:r>
-        <w:rPr>
-          <w:rFonts w:ascii="Times New Roman" w:eastAsia="Times New Roman" w:hAnsi="Times New Roman" w:cs="Times New Roman"/>
-          <w:sz w:val="23"/>
-        </w:rPr>
-        <w:t xml:space="preserve">thuVAT) </w:t>
+        <w:t xml:space="preserve">330.000 đồng/lần (đã bao gồm thuVAT) </w:t>
       </w:r>
       <w:r>
         <w:rPr>
@@ -1058,16 +975,7 @@
           <w:color w:val="FF0000"/>
           <w:sz w:val="23"/>
         </w:rPr>
-        <w:t xml:space="preserve">  </w:t>
-      </w:r>
-      <w:proofErr w:type="gramEnd"/>
-      <w:r>
-        <w:rPr>
-          <w:rFonts w:ascii="Times New Roman" w:eastAsia="Times New Roman" w:hAnsi="Times New Roman" w:cs="Times New Roman"/>
-          <w:color w:val="FF0000"/>
-          <w:sz w:val="23"/>
-        </w:rPr>
-        <w:t xml:space="preserve">  =&gt; Vậy tổng phí bảo lãnh phải thu là: </w:t>
+        <w:t xml:space="preserve">    =&gt; Vậy tổng phí bảo lãnh phải thu là: </w:t>
       </w:r>
       <w:r>
         <w:rPr>
@@ -1459,13 +1367,6 @@
               </w:rPr>
               <w:t>}}</w:t>
             </w:r>
-            <w:r>
-              <w:rPr>
-                <w:rFonts w:ascii="Times New Roman" w:hAnsi="Times New Roman" w:cs="Times New Roman"/>
-                <w:szCs w:val="22"/>
-              </w:rPr>
-              <w:t xml:space="preserve"> đồng</w:t>
-            </w:r>
           </w:p>
         </w:tc>
       </w:tr>
@@ -1517,6 +1418,30 @@
         </w:rPr>
         <w:t xml:space="preserve"> HTC</w:t>
       </w:r>
+    </w:p>
+    <w:p>
+      <w:pPr>
+        <w:spacing w:after="0"/>
+        <w:rPr>
+          <w:rFonts w:ascii="Times New Roman" w:hAnsi="Times New Roman" w:cs="Times New Roman"/>
+        </w:rPr>
+      </w:pPr>
+    </w:p>
+    <w:p>
+      <w:pPr>
+        <w:spacing w:after="0"/>
+        <w:rPr>
+          <w:rFonts w:ascii="Times New Roman" w:hAnsi="Times New Roman" w:cs="Times New Roman"/>
+        </w:rPr>
+      </w:pPr>
+    </w:p>
+    <w:p>
+      <w:pPr>
+        <w:spacing w:after="0"/>
+        <w:rPr>
+          <w:rFonts w:ascii="Times New Roman" w:hAnsi="Times New Roman" w:cs="Times New Roman"/>
+        </w:rPr>
+      </w:pPr>
     </w:p>
     <w:p>
       <w:pPr>
@@ -1581,7 +1506,6 @@
                 <w:b/>
                 <w:sz w:val="23"/>
               </w:rPr>
-              <w:lastRenderedPageBreak/>
               <w:t>NGƯỜI ĐỀ XUẤT</w:t>
             </w:r>
           </w:p>
@@ -1692,12 +1616,29 @@
       <w:pPr>
         <w:spacing w:after="196"/>
         <w:ind w:right="2"/>
+        <w:jc w:val="center"/>
         <w:rPr>
           <w:rFonts w:ascii="Times New Roman" w:eastAsia="Times New Roman" w:hAnsi="Times New Roman" w:cs="Times New Roman"/>
           <w:b/>
           <w:sz w:val="23"/>
         </w:rPr>
       </w:pPr>
+      <w:r>
+        <w:rPr>
+          <w:rFonts w:ascii="Times New Roman" w:eastAsia="Times New Roman" w:hAnsi="Times New Roman" w:cs="Times New Roman"/>
+          <w:b/>
+          <w:sz w:val="23"/>
+        </w:rPr>
+        <w:t>Ý KIẾN PHÊ DUYỆT CỦA CẤP CÓ THẨM QUYỀ</w:t>
+      </w:r>
+      <w:r>
+        <w:rPr>
+          <w:rFonts w:ascii="Times New Roman" w:eastAsia="Times New Roman" w:hAnsi="Times New Roman" w:cs="Times New Roman"/>
+          <w:b/>
+          <w:sz w:val="23"/>
+        </w:rPr>
+        <w:t>N</w:t>
+      </w:r>
     </w:p>
     <w:p>
       <w:pPr>
@@ -1705,83 +1646,6 @@
         <w:ind w:right="2"/>
         <w:jc w:val="center"/>
         <w:rPr>
-          <w:rFonts w:ascii="Times New Roman" w:eastAsia="Times New Roman" w:hAnsi="Times New Roman" w:cs="Times New Roman"/>
-          <w:b/>
-          <w:sz w:val="23"/>
-        </w:rPr>
-      </w:pPr>
-      <w:r>
-        <w:rPr>
-          <w:rFonts w:ascii="Times New Roman" w:eastAsia="Times New Roman" w:hAnsi="Times New Roman" w:cs="Times New Roman"/>
-          <w:b/>
-          <w:sz w:val="23"/>
-        </w:rPr>
-        <w:t>Ý KIẾN PHÊ DUYỆT CỦA CẤP CÓ THẨM QUYỀN</w:t>
-      </w:r>
-    </w:p>
-    <w:p>
-      <w:pPr>
-        <w:spacing w:after="196"/>
-        <w:ind w:right="2"/>
-        <w:jc w:val="center"/>
-        <w:rPr>
-          <w:rFonts w:ascii="Times New Roman" w:eastAsia="Times New Roman" w:hAnsi="Times New Roman" w:cs="Times New Roman"/>
-          <w:b/>
-          <w:sz w:val="23"/>
-        </w:rPr>
-      </w:pPr>
-    </w:p>
-    <w:p>
-      <w:pPr>
-        <w:spacing w:after="196"/>
-        <w:ind w:right="2"/>
-        <w:jc w:val="center"/>
-        <w:rPr>
-          <w:rFonts w:ascii="Times New Roman" w:eastAsia="Times New Roman" w:hAnsi="Times New Roman" w:cs="Times New Roman"/>
-          <w:b/>
-          <w:sz w:val="23"/>
-        </w:rPr>
-      </w:pPr>
-    </w:p>
-    <w:p>
-      <w:pPr>
-        <w:spacing w:after="196"/>
-        <w:ind w:right="2"/>
-        <w:jc w:val="center"/>
-        <w:rPr>
-          <w:rFonts w:ascii="Times New Roman" w:eastAsia="Times New Roman" w:hAnsi="Times New Roman" w:cs="Times New Roman"/>
-          <w:b/>
-          <w:sz w:val="23"/>
-        </w:rPr>
-      </w:pPr>
-    </w:p>
-    <w:p>
-      <w:pPr>
-        <w:spacing w:after="196"/>
-        <w:ind w:right="2"/>
-        <w:jc w:val="center"/>
-        <w:rPr>
-          <w:rFonts w:ascii="Times New Roman" w:eastAsia="Times New Roman" w:hAnsi="Times New Roman" w:cs="Times New Roman"/>
-          <w:b/>
-          <w:sz w:val="23"/>
-        </w:rPr>
-      </w:pPr>
-    </w:p>
-    <w:p>
-      <w:pPr>
-        <w:spacing w:after="196"/>
-        <w:ind w:right="2"/>
-        <w:jc w:val="center"/>
-        <w:rPr>
-          <w:rFonts w:ascii="Times New Roman" w:hAnsi="Times New Roman" w:cs="Times New Roman"/>
-        </w:rPr>
-      </w:pPr>
-    </w:p>
-    <w:p>
-      <w:pPr>
-        <w:spacing w:after="156"/>
-        <w:ind w:left="-38" w:right="-30"/>
-        <w:rPr>
           <w:rFonts w:ascii="Times New Roman" w:hAnsi="Times New Roman" w:cs="Times New Roman"/>
         </w:rPr>
       </w:pPr>
@@ -1793,9 +1657,9 @@
         <mc:AlternateContent>
           <mc:Choice Requires="wpg">
             <w:drawing>
-              <wp:inline distT="0" distB="0" distL="0" distR="0" wp14:anchorId="62908051" wp14:editId="5C979517">
-                <wp:extent cx="6410833" cy="1525"/>
-                <wp:effectExtent l="0" t="0" r="0" b="0"/>
+              <wp:inline distT="0" distB="0" distL="0" distR="0" wp14:anchorId="331B5951" wp14:editId="0F937436">
+                <wp:extent cx="6367780" cy="1262"/>
+                <wp:effectExtent l="19050" t="19050" r="33020" b="37465"/>
                 <wp:docPr id="1447" name="Group 1447"/>
                 <wp:cNvGraphicFramePr/>
                 <a:graphic xmlns:a="http://schemas.openxmlformats.org/drawingml/2006/main">
@@ -1805,7 +1669,7 @@
                       <wpg:grpSpPr>
                         <a:xfrm>
                           <a:off x="0" y="0"/>
-                          <a:ext cx="6410833" cy="1525"/>
+                          <a:ext cx="6367780" cy="1262"/>
                           <a:chOff x="0" y="0"/>
                           <a:chExt cx="6410833" cy="1525"/>
                         </a:xfrm>
@@ -1915,17 +1779,18 @@
               </wp:inline>
             </w:drawing>
           </mc:Choice>
-          <mc:Fallback xmlns:a="http://schemas.openxmlformats.org/drawingml/2006/main">
+          <mc:Fallback>
             <w:pict>
-              <v:group id="Group 1447" style="width:504.79pt;height:0.120056pt;mso-position-horizontal-relative:char;mso-position-vertical-relative:line" coordsize="64108,15">
-                <v:shape id="Shape 179" style="position:absolute;width:64093;height:0;left:7;top:7;" coordsize="6409385,0" path="m0,0l6409385,0">
-                  <v:stroke weight="0.14pt" endcap="square" joinstyle="round" on="true" color="#000000"/>
-                  <v:fill on="false" color="#000000" opacity="0"/>
+              <v:group w14:anchorId="5D538302" id="Group 1447" o:spid="_x0000_s1026" style="width:501.4pt;height:.1pt;mso-position-horizontal-relative:char;mso-position-vertical-relative:line" coordsize="64108,15" o:gfxdata="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">
+                <v:shape id="Shape 179" o:spid="_x0000_s1027" style="position:absolute;left:7;top:7;width:64094;height:0;visibility:visible;mso-wrap-style:square;v-text-anchor:top" coordsize="6409385,0" o:gfxdata="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" path="m,l6409385,e" filled="f" strokeweight=".14pt">
+                  <v:stroke endcap="square"/>
+                  <v:path arrowok="t" textboxrect="0,0,6409385,0"/>
                 </v:shape>
-                <v:shape id="Shape 2409" style="position:absolute;width:64108;height:91;left:0;top:0;" coordsize="6410833,9144" path="m0,0l6410833,0l6410833,9144l0,9144l0,0">
-                  <v:stroke weight="0pt" endcap="square" joinstyle="round" on="false" color="#000000" opacity="0"/>
-                  <v:fill on="true" color="#000000"/>
+                <v:shape id="Shape 2408" o:spid="_x0000_s1028" style="position:absolute;width:64108;height:91;visibility:visible;mso-wrap-style:square;v-text-anchor:top" coordsize="6410833,9144" o:gfxdata="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" path="m,l6410833,r,9144l,9144,,e" fillcolor="black" stroked="f" strokeweight="0">
+                  <v:stroke endcap="square"/>
+                  <v:path arrowok="t" textboxrect="0,0,6410833,9144"/>
                 </v:shape>
+                <w10:anchorlock/>
               </v:group>
             </w:pict>
           </mc:Fallback>

--- a/src/main/resources/templates/Hyndai/y-kien-cua-phong-quan-tri-hyndai.docx
+++ b/src/main/resources/templates/Hyndai/y-kien-cua-phong-quan-tri-hyndai.docx
@@ -26,16 +26,35 @@
         <w:ind w:left="-5" w:right="-178" w:hanging="10"/>
         <w:rPr>
           <w:rFonts w:ascii="Times New Roman" w:hAnsi="Times New Roman" w:cs="Times New Roman"/>
+          <w:i/>
+          <w:color w:val="0070C0"/>
+        </w:rPr>
+      </w:pPr>
+      <w:r>
+        <w:rPr>
+          <w:rFonts w:ascii="Times New Roman" w:eastAsia="Times New Roman" w:hAnsi="Times New Roman" w:cs="Times New Roman"/>
           <w:color w:val="EE0000"/>
-        </w:rPr>
-      </w:pPr>
+          <w:sz w:val="23"/>
+        </w:rPr>
+        <w:t xml:space="preserve">- Đồng ý cấp tín dụng cho Công ty CP TM XNK Huy Tiến Dũng, theo Đề xuất cấp tín dụng số: </w:t>
+      </w:r>
+      <w:proofErr w:type="gramStart"/>
       <w:r>
         <w:rPr>
           <w:rFonts w:ascii="Times New Roman" w:eastAsia="Times New Roman" w:hAnsi="Times New Roman" w:cs="Times New Roman"/>
           <w:color w:val="EE0000"/>
           <w:sz w:val="23"/>
         </w:rPr>
-        <w:t xml:space="preserve">- Đồng ý cấp tín dụng cho Công ty CP TM XNK Huy Tiến Dũng, theo Đề xuất cấp tín dụng số: 28./ĐXGN ngày </w:t>
+        <w:t>28./</w:t>
+      </w:r>
+      <w:proofErr w:type="gramEnd"/>
+      <w:r>
+        <w:rPr>
+          <w:rFonts w:ascii="Times New Roman" w:eastAsia="Times New Roman" w:hAnsi="Times New Roman" w:cs="Times New Roman"/>
+          <w:color w:val="EE0000"/>
+          <w:sz w:val="23"/>
+        </w:rPr>
+        <w:t xml:space="preserve">ĐXGN ngày </w:t>
       </w:r>
       <w:r>
         <w:rPr>
@@ -43,7 +62,7 @@
           <w:i/>
           <w:color w:val="0070C0"/>
         </w:rPr>
-        <w:t>{{GUARANTEE_DATE}}</w:t>
+        <w:t>{{CURRENT_DATE}}</w:t>
       </w:r>
       <w:r>
         <w:rPr>
@@ -292,7 +311,29 @@
                 <w:color w:val="0000CC"/>
                 <w:sz w:val="23"/>
               </w:rPr>
-              <w:t>cổ phần Liên Doanh ô tô Hyundai Thành Công Việt Nam(HTC-VN)</w:t>
+              <w:t xml:space="preserve">cổ phần Liên Doanh ô tô Hyundai Thành Công Việt </w:t>
+            </w:r>
+            <w:proofErr w:type="gramStart"/>
+            <w:r>
+              <w:rPr>
+                <w:rFonts w:ascii="Times New Roman" w:eastAsia="Times New Roman" w:hAnsi="Times New Roman" w:cs="Times New Roman"/>
+                <w:b/>
+                <w:i/>
+                <w:color w:val="0000CC"/>
+                <w:sz w:val="23"/>
+              </w:rPr>
+              <w:t>Nam(</w:t>
+            </w:r>
+            <w:proofErr w:type="gramEnd"/>
+            <w:r>
+              <w:rPr>
+                <w:rFonts w:ascii="Times New Roman" w:eastAsia="Times New Roman" w:hAnsi="Times New Roman" w:cs="Times New Roman"/>
+                <w:b/>
+                <w:i/>
+                <w:color w:val="0000CC"/>
+                <w:sz w:val="23"/>
+              </w:rPr>
+              <w:t>HTC-VN)</w:t>
             </w:r>
           </w:p>
         </w:tc>
@@ -396,15 +437,19 @@
             <w:pPr>
               <w:rPr>
                 <w:rFonts w:ascii="Times New Roman" w:hAnsi="Times New Roman" w:cs="Times New Roman"/>
+                <w:color w:val="FF0000"/>
+                <w:spacing w:val="-5"/>
+                <w:szCs w:val="22"/>
               </w:rPr>
             </w:pPr>
             <w:r>
               <w:rPr>
                 <w:rFonts w:ascii="Times New Roman" w:hAnsi="Times New Roman" w:cs="Times New Roman"/>
                 <w:color w:val="FF0000"/>
-                <w:szCs w:val="22"/>
-              </w:rPr>
-              <w:t>60</w:t>
+                <w:spacing w:val="-5"/>
+                <w:sz w:val="24"/>
+              </w:rPr>
+              <w:t>{{guaranteeTermDays}}</w:t>
             </w:r>
             <w:r>
               <w:rPr>
@@ -750,7 +795,8 @@
         </w:tabs>
         <w:spacing w:after="164"/>
         <w:rPr>
-          <w:rFonts w:ascii="Times New Roman" w:hAnsi="Times New Roman" w:cs="Times New Roman"/>
+          <w:rFonts w:ascii="Times New Roman" w:eastAsia="Times New Roman" w:hAnsi="Times New Roman" w:cs="Times New Roman"/>
+          <w:sz w:val="23"/>
         </w:rPr>
       </w:pPr>
       <w:r>
@@ -804,7 +850,21 @@
           <w:rFonts w:ascii="Times New Roman" w:eastAsia="Times New Roman" w:hAnsi="Times New Roman" w:cs="Times New Roman"/>
           <w:sz w:val="23"/>
         </w:rPr>
-        <w:t>60</w:t>
+        <w:t>{{</w:t>
+      </w:r>
+      <w:r>
+        <w:rPr>
+          <w:rFonts w:ascii="Times New Roman" w:eastAsia="Times New Roman" w:hAnsi="Times New Roman" w:cs="Times New Roman"/>
+          <w:sz w:val="23"/>
+        </w:rPr>
+        <w:t>guaranteeTermDays</w:t>
+      </w:r>
+      <w:r>
+        <w:rPr>
+          <w:rFonts w:ascii="Times New Roman" w:eastAsia="Times New Roman" w:hAnsi="Times New Roman" w:cs="Times New Roman"/>
+          <w:sz w:val="23"/>
+        </w:rPr>
+        <w:t>}}</w:t>
       </w:r>
       <w:r>
         <w:rPr>
@@ -812,7 +872,22 @@
           <w:sz w:val="23"/>
         </w:rPr>
         <w:tab/>
-        <w:t xml:space="preserve">ngày  / </w:t>
+      </w:r>
+      <w:proofErr w:type="gramStart"/>
+      <w:r>
+        <w:rPr>
+          <w:rFonts w:ascii="Times New Roman" w:eastAsia="Times New Roman" w:hAnsi="Times New Roman" w:cs="Times New Roman"/>
+          <w:sz w:val="23"/>
+        </w:rPr>
+        <w:t>ngày  /</w:t>
+      </w:r>
+      <w:proofErr w:type="gramEnd"/>
+      <w:r>
+        <w:rPr>
+          <w:rFonts w:ascii="Times New Roman" w:eastAsia="Times New Roman" w:hAnsi="Times New Roman" w:cs="Times New Roman"/>
+          <w:sz w:val="23"/>
+        </w:rPr>
+        <w:t xml:space="preserve"> </w:t>
       </w:r>
       <w:r>
         <w:rPr>
@@ -908,7 +983,15 @@
           <w:sz w:val="23"/>
         </w:rPr>
         <w:tab/>
-        <w:t xml:space="preserve">           </w:t>
+        <w:t xml:space="preserve">        </w:t>
+      </w:r>
+      <w:proofErr w:type="gramStart"/>
+      <w:r>
+        <w:rPr>
+          <w:rFonts w:ascii="Times New Roman" w:eastAsia="Times New Roman" w:hAnsi="Times New Roman" w:cs="Times New Roman"/>
+          <w:sz w:val="23"/>
+        </w:rPr>
+        <w:t xml:space="preserve">   </w:t>
       </w:r>
       <w:r>
         <w:rPr>
@@ -919,8 +1002,9 @@
           <w:sz w:val="26"/>
           <w:szCs w:val="26"/>
         </w:rPr>
-        <w:t>{{EXPECTED_GUARANTEE_AMOUNT_PHI</w:t>
-      </w:r>
+        <w:t>{</w:t>
+      </w:r>
+      <w:proofErr w:type="gramEnd"/>
       <w:r>
         <w:rPr>
           <w:rFonts w:ascii="Times New Roman" w:hAnsi="Times New Roman" w:cs="Times New Roman"/>
@@ -930,7 +1014,7 @@
           <w:sz w:val="26"/>
           <w:szCs w:val="26"/>
         </w:rPr>
-        <w:t>_HYNDAI</w:t>
+        <w:t>{EXPECTED_GUARANTEE_AMOUNT_PHI</w:t>
       </w:r>
       <w:r>
         <w:rPr>
@@ -941,41 +1025,7 @@
           <w:sz w:val="26"/>
           <w:szCs w:val="26"/>
         </w:rPr>
-        <w:t>}}</w:t>
-      </w:r>
-    </w:p>
-    <w:p>
-      <w:pPr>
-        <w:spacing w:after="0" w:line="365" w:lineRule="auto"/>
-        <w:ind w:left="-5" w:right="3439" w:hanging="10"/>
-        <w:rPr>
-          <w:rFonts w:ascii="Times New Roman" w:eastAsia="Times New Roman" w:hAnsi="Times New Roman" w:cs="Times New Roman"/>
-          <w:color w:val="FF0000"/>
-          <w:sz w:val="23"/>
-        </w:rPr>
-      </w:pPr>
-      <w:r>
-        <w:rPr>
-          <w:rFonts w:ascii="Times New Roman" w:eastAsia="Times New Roman" w:hAnsi="Times New Roman" w:cs="Times New Roman"/>
-          <w:sz w:val="23"/>
-        </w:rPr>
-        <w:t xml:space="preserve">  + Phí sử dụng mẫu thư:</w:t>
-      </w:r>
-      <w:r>
-        <w:rPr>
-          <w:rFonts w:ascii="Times New Roman" w:eastAsia="Times New Roman" w:hAnsi="Times New Roman" w:cs="Times New Roman"/>
-          <w:sz w:val="23"/>
-        </w:rPr>
-        <w:tab/>
-        <w:t xml:space="preserve">330.000 đồng/lần (đã bao gồm thuVAT) </w:t>
-      </w:r>
-      <w:r>
-        <w:rPr>
-          <w:rFonts w:ascii="Times New Roman" w:eastAsia="Times New Roman" w:hAnsi="Times New Roman" w:cs="Times New Roman"/>
-          <w:color w:val="FF0000"/>
-          <w:sz w:val="23"/>
-        </w:rPr>
-        <w:t xml:space="preserve">    =&gt; Vậy tổng phí bảo lãnh phải thu là: </w:t>
+        <w:t>_HYNDAI</w:t>
       </w:r>
       <w:r>
         <w:rPr>
@@ -986,18 +1036,60 @@
           <w:sz w:val="26"/>
           <w:szCs w:val="26"/>
         </w:rPr>
-        <w:t>{{EXPECTED_GUARANTEE_AMOUNT_PHI_TONG</w:t>
-      </w:r>
-      <w:r>
+        <w:t>}}</w:t>
+      </w:r>
+    </w:p>
+    <w:p>
+      <w:pPr>
+        <w:spacing w:line="365" w:lineRule="auto"/>
+        <w:ind w:left="-5" w:right="578" w:hanging="10"/>
         <w:rPr>
           <w:rFonts w:ascii="Times New Roman" w:hAnsi="Times New Roman" w:cs="Times New Roman"/>
           <w:b/>
           <w:bCs/>
           <w:color w:val="0070C0"/>
-          <w:sz w:val="26"/>
-          <w:szCs w:val="26"/>
-        </w:rPr>
-        <w:t>_HYNDAI</w:t>
+          <w:sz w:val="24"/>
+        </w:rPr>
+      </w:pPr>
+      <w:r>
+        <w:rPr>
+          <w:rFonts w:ascii="Times New Roman" w:eastAsia="Times New Roman" w:hAnsi="Times New Roman" w:cs="Times New Roman"/>
+          <w:sz w:val="23"/>
+        </w:rPr>
+        <w:t xml:space="preserve">  + Phí sử dụng mẫu thư:</w:t>
+      </w:r>
+      <w:r>
+        <w:rPr>
+          <w:rFonts w:ascii="Times New Roman" w:eastAsia="Times New Roman" w:hAnsi="Times New Roman" w:cs="Times New Roman"/>
+          <w:sz w:val="23"/>
+        </w:rPr>
+        <w:tab/>
+        <w:t xml:space="preserve">330.000 đồng/lần (đã bao gồm </w:t>
+      </w:r>
+      <w:proofErr w:type="gramStart"/>
+      <w:r>
+        <w:rPr>
+          <w:rFonts w:ascii="Times New Roman" w:eastAsia="Times New Roman" w:hAnsi="Times New Roman" w:cs="Times New Roman"/>
+          <w:sz w:val="23"/>
+        </w:rPr>
+        <w:t xml:space="preserve">thuVAT) </w:t>
+      </w:r>
+      <w:r>
+        <w:rPr>
+          <w:rFonts w:ascii="Times New Roman" w:eastAsia="Times New Roman" w:hAnsi="Times New Roman" w:cs="Times New Roman"/>
+          <w:color w:val="FF0000"/>
+          <w:sz w:val="23"/>
+        </w:rPr>
+        <w:t xml:space="preserve">  </w:t>
+      </w:r>
+      <w:proofErr w:type="gramEnd"/>
+      <w:r>
+        <w:rPr>
+          <w:rFonts w:ascii="Times New Roman" w:eastAsia="Times New Roman" w:hAnsi="Times New Roman" w:cs="Times New Roman"/>
+          <w:color w:val="FF0000"/>
+          <w:sz w:val="23"/>
+        </w:rPr>
+        <w:t xml:space="preserve">  =&gt; Vậy tổng phí bảo lãnh phải thu là: </w:t>
       </w:r>
       <w:r>
         <w:rPr>
@@ -1005,8 +1097,27 @@
           <w:b/>
           <w:bCs/>
           <w:color w:val="0070C0"/>
-          <w:sz w:val="26"/>
-          <w:szCs w:val="26"/>
+          <w:sz w:val="24"/>
+        </w:rPr>
+        <w:t>{{EXPECTED_GUARANTEE_AMOUNT_PHI_TONG</w:t>
+      </w:r>
+      <w:r>
+        <w:rPr>
+          <w:rFonts w:ascii="Times New Roman" w:hAnsi="Times New Roman" w:cs="Times New Roman"/>
+          <w:b/>
+          <w:bCs/>
+          <w:color w:val="0070C0"/>
+          <w:sz w:val="24"/>
+        </w:rPr>
+        <w:t>_HYNDAI</w:t>
+      </w:r>
+      <w:r>
+        <w:rPr>
+          <w:rFonts w:ascii="Times New Roman" w:hAnsi="Times New Roman" w:cs="Times New Roman"/>
+          <w:b/>
+          <w:bCs/>
+          <w:color w:val="0070C0"/>
+          <w:sz w:val="24"/>
         </w:rPr>
         <w:t>}}</w:t>
       </w:r>
@@ -1014,7 +1125,7 @@
         <w:rPr>
           <w:rFonts w:ascii="Times New Roman" w:eastAsia="Times New Roman" w:hAnsi="Times New Roman" w:cs="Times New Roman"/>
           <w:color w:val="FF0000"/>
-          <w:sz w:val="23"/>
+          <w:sz w:val="24"/>
         </w:rPr>
         <w:t>.</w:t>
       </w:r>
@@ -1506,6 +1617,7 @@
                 <w:b/>
                 <w:sz w:val="23"/>
               </w:rPr>
+              <w:lastRenderedPageBreak/>
               <w:t>NGƯỜI ĐỀ XUẤT</w:t>
             </w:r>
           </w:p>
@@ -1804,7 +1916,8 @@
         <w:jc w:val="right"/>
         <w:rPr>
           <w:rFonts w:ascii="Times New Roman" w:hAnsi="Times New Roman" w:cs="Times New Roman"/>
-          <w:color w:val="EE0000"/>
+          <w:i/>
+          <w:color w:val="0070C0"/>
         </w:rPr>
       </w:pPr>
       <w:r>
@@ -1821,7 +1934,23 @@
           <w:i/>
           <w:color w:val="0070C0"/>
         </w:rPr>
-        <w:t>{{GUARANTEE_DATE_TITLE}}</w:t>
+        <w:t>{{</w:t>
+      </w:r>
+      <w:r>
+        <w:rPr>
+          <w:rFonts w:ascii="Times New Roman" w:hAnsi="Times New Roman" w:cs="Times New Roman"/>
+          <w:i/>
+          <w:color w:val="0070C0"/>
+        </w:rPr>
+        <w:t>CURRENT_DATE_TITLE</w:t>
+      </w:r>
+      <w:r>
+        <w:rPr>
+          <w:rFonts w:ascii="Times New Roman" w:hAnsi="Times New Roman" w:cs="Times New Roman"/>
+          <w:i/>
+          <w:color w:val="0070C0"/>
+        </w:rPr>
+        <w:t>}}</w:t>
       </w:r>
     </w:p>
     <w:p>
@@ -2646,6 +2775,37 @@
       <w:sz w:val="22"/>
     </w:rPr>
   </w:style>
+  <w:style w:type="paragraph" w:styleId="HTMLPreformatted">
+    <w:name w:val="HTML Preformatted"/>
+    <w:basedOn w:val="Normal"/>
+    <w:link w:val="HTMLPreformattedChar"/>
+    <w:uiPriority w:val="99"/>
+    <w:semiHidden/>
+    <w:unhideWhenUsed/>
+    <w:rsid w:val="00823B1D"/>
+    <w:pPr>
+      <w:spacing w:after="0" w:line="240" w:lineRule="auto"/>
+    </w:pPr>
+    <w:rPr>
+      <w:rFonts w:ascii="Consolas" w:hAnsi="Consolas"/>
+      <w:sz w:val="20"/>
+      <w:szCs w:val="20"/>
+    </w:rPr>
+  </w:style>
+  <w:style w:type="character" w:customStyle="1" w:styleId="HTMLPreformattedChar">
+    <w:name w:val="HTML Preformatted Char"/>
+    <w:basedOn w:val="DefaultParagraphFont"/>
+    <w:link w:val="HTMLPreformatted"/>
+    <w:uiPriority w:val="99"/>
+    <w:semiHidden/>
+    <w:rsid w:val="00823B1D"/>
+    <w:rPr>
+      <w:rFonts w:ascii="Consolas" w:eastAsia="Calibri" w:hAnsi="Consolas" w:cs="Calibri"/>
+      <w:color w:val="000000"/>
+      <w:sz w:val="20"/>
+      <w:szCs w:val="20"/>
+    </w:rPr>
+  </w:style>
 </w:styles>
 </file>
 

--- a/src/main/resources/templates/Hyndai/y-kien-cua-phong-quan-tri-hyndai.docx
+++ b/src/main/resources/templates/Hyndai/y-kien-cua-phong-quan-tri-hyndai.docx
@@ -36,25 +36,7 @@
           <w:color w:val="EE0000"/>
           <w:sz w:val="23"/>
         </w:rPr>
-        <w:t xml:space="preserve">- Đồng ý cấp tín dụng cho Công ty CP TM XNK Huy Tiến Dũng, theo Đề xuất cấp tín dụng số: </w:t>
-      </w:r>
-      <w:proofErr w:type="gramStart"/>
-      <w:r>
-        <w:rPr>
-          <w:rFonts w:ascii="Times New Roman" w:eastAsia="Times New Roman" w:hAnsi="Times New Roman" w:cs="Times New Roman"/>
-          <w:color w:val="EE0000"/>
-          <w:sz w:val="23"/>
-        </w:rPr>
-        <w:t>28./</w:t>
-      </w:r>
-      <w:proofErr w:type="gramEnd"/>
-      <w:r>
-        <w:rPr>
-          <w:rFonts w:ascii="Times New Roman" w:eastAsia="Times New Roman" w:hAnsi="Times New Roman" w:cs="Times New Roman"/>
-          <w:color w:val="EE0000"/>
-          <w:sz w:val="23"/>
-        </w:rPr>
-        <w:t xml:space="preserve">ĐXGN ngày </w:t>
+        <w:t xml:space="preserve">- Đồng ý cấp tín dụng cho Công ty CP TM XNK Huy Tiến Dũng, theo Đề xuất cấp tín dụng số: 28./ĐXGN ngày </w:t>
       </w:r>
       <w:r>
         <w:rPr>
@@ -311,29 +293,7 @@
                 <w:color w:val="0000CC"/>
                 <w:sz w:val="23"/>
               </w:rPr>
-              <w:t xml:space="preserve">cổ phần Liên Doanh ô tô Hyundai Thành Công Việt </w:t>
-            </w:r>
-            <w:proofErr w:type="gramStart"/>
-            <w:r>
-              <w:rPr>
-                <w:rFonts w:ascii="Times New Roman" w:eastAsia="Times New Roman" w:hAnsi="Times New Roman" w:cs="Times New Roman"/>
-                <w:b/>
-                <w:i/>
-                <w:color w:val="0000CC"/>
-                <w:sz w:val="23"/>
-              </w:rPr>
-              <w:t>Nam(</w:t>
-            </w:r>
-            <w:proofErr w:type="gramEnd"/>
-            <w:r>
-              <w:rPr>
-                <w:rFonts w:ascii="Times New Roman" w:eastAsia="Times New Roman" w:hAnsi="Times New Roman" w:cs="Times New Roman"/>
-                <w:b/>
-                <w:i/>
-                <w:color w:val="0000CC"/>
-                <w:sz w:val="23"/>
-              </w:rPr>
-              <w:t>HTC-VN)</w:t>
+              <w:t>cổ phần Liên Doanh ô tô Hyundai Thành Công Việt Nam(HTC-VN)</w:t>
             </w:r>
           </w:p>
         </w:tc>
@@ -872,22 +832,7 @@
           <w:sz w:val="23"/>
         </w:rPr>
         <w:tab/>
-      </w:r>
-      <w:proofErr w:type="gramStart"/>
-      <w:r>
-        <w:rPr>
-          <w:rFonts w:ascii="Times New Roman" w:eastAsia="Times New Roman" w:hAnsi="Times New Roman" w:cs="Times New Roman"/>
-          <w:sz w:val="23"/>
-        </w:rPr>
-        <w:t>ngày  /</w:t>
-      </w:r>
-      <w:proofErr w:type="gramEnd"/>
-      <w:r>
-        <w:rPr>
-          <w:rFonts w:ascii="Times New Roman" w:eastAsia="Times New Roman" w:hAnsi="Times New Roman" w:cs="Times New Roman"/>
-          <w:sz w:val="23"/>
-        </w:rPr>
-        <w:t xml:space="preserve"> </w:t>
+        <w:t xml:space="preserve">ngày  / </w:t>
       </w:r>
       <w:r>
         <w:rPr>
@@ -983,15 +928,7 @@
           <w:sz w:val="23"/>
         </w:rPr>
         <w:tab/>
-        <w:t xml:space="preserve">        </w:t>
-      </w:r>
-      <w:proofErr w:type="gramStart"/>
-      <w:r>
-        <w:rPr>
-          <w:rFonts w:ascii="Times New Roman" w:eastAsia="Times New Roman" w:hAnsi="Times New Roman" w:cs="Times New Roman"/>
-          <w:sz w:val="23"/>
-        </w:rPr>
-        <w:t xml:space="preserve">   </w:t>
+        <w:t xml:space="preserve">           </w:t>
       </w:r>
       <w:r>
         <w:rPr>
@@ -1002,9 +939,8 @@
           <w:sz w:val="26"/>
           <w:szCs w:val="26"/>
         </w:rPr>
-        <w:t>{</w:t>
-      </w:r>
-      <w:proofErr w:type="gramEnd"/>
+        <w:t>{{EXPECTED_GUARANTEE_AMOUNT_PHI</w:t>
+      </w:r>
       <w:r>
         <w:rPr>
           <w:rFonts w:ascii="Times New Roman" w:hAnsi="Times New Roman" w:cs="Times New Roman"/>
@@ -1014,7 +950,7 @@
           <w:sz w:val="26"/>
           <w:szCs w:val="26"/>
         </w:rPr>
-        <w:t>{EXPECTED_GUARANTEE_AMOUNT_PHI</w:t>
+        <w:t>_HYNDAI</w:t>
       </w:r>
       <w:r>
         <w:rPr>
@@ -1025,17 +961,6 @@
           <w:sz w:val="26"/>
           <w:szCs w:val="26"/>
         </w:rPr>
-        <w:t>_HYNDAI</w:t>
-      </w:r>
-      <w:r>
-        <w:rPr>
-          <w:rFonts w:ascii="Times New Roman" w:hAnsi="Times New Roman" w:cs="Times New Roman"/>
-          <w:b/>
-          <w:bCs/>
-          <w:color w:val="0070C0"/>
-          <w:sz w:val="26"/>
-          <w:szCs w:val="26"/>
-        </w:rPr>
         <w:t>}}</w:t>
       </w:r>
     </w:p>
@@ -1064,15 +989,7 @@
           <w:sz w:val="23"/>
         </w:rPr>
         <w:tab/>
-        <w:t xml:space="preserve">330.000 đồng/lần (đã bao gồm </w:t>
-      </w:r>
-      <w:proofErr w:type="gramStart"/>
-      <w:r>
-        <w:rPr>
-          <w:rFonts w:ascii="Times New Roman" w:eastAsia="Times New Roman" w:hAnsi="Times New Roman" w:cs="Times New Roman"/>
-          <w:sz w:val="23"/>
-        </w:rPr>
-        <w:t xml:space="preserve">thuVAT) </w:t>
+        <w:t xml:space="preserve">330.000 đồng/lần (đã bao gồm thuVAT) </w:t>
       </w:r>
       <w:r>
         <w:rPr>
@@ -1080,16 +997,7 @@
           <w:color w:val="FF0000"/>
           <w:sz w:val="23"/>
         </w:rPr>
-        <w:t xml:space="preserve">  </w:t>
-      </w:r>
-      <w:proofErr w:type="gramEnd"/>
-      <w:r>
-        <w:rPr>
-          <w:rFonts w:ascii="Times New Roman" w:eastAsia="Times New Roman" w:hAnsi="Times New Roman" w:cs="Times New Roman"/>
-          <w:color w:val="FF0000"/>
-          <w:sz w:val="23"/>
-        </w:rPr>
-        <w:t xml:space="preserve">  =&gt; Vậy tổng phí bảo lãnh phải thu là: </w:t>
+        <w:t xml:space="preserve">    =&gt; Vậy tổng phí bảo lãnh phải thu là: </w:t>
       </w:r>
       <w:r>
         <w:rPr>
@@ -1926,7 +1834,7 @@
           <w:color w:val="EE0000"/>
           <w:sz w:val="23"/>
         </w:rPr>
-        <w:t xml:space="preserve">P Cao Lãnh, ngày </w:t>
+        <w:t xml:space="preserve">P Cao Lãnh, </w:t>
       </w:r>
       <w:r>
         <w:rPr>
